--- a/backend/src/CongTacDang.Infrastructure/Templates/Word/Mau_16_BaoCaoKetQuaDanhGia.docx
+++ b/backend/src/CongTacDang.Infrastructure/Templates/Word/Mau_16_BaoCaoKetQuaDanhGia.docx
@@ -434,8 +434,26 @@
                 <w:szCs w:val="24"/>
                 <w:lang w:val="en-US" w:eastAsia="en-US"/>
               </w:rPr>
-              <w:t xml:space="preserve">, ngày        tháng      năm …</w:t>
+              <w:t xml:space="preserve">, </w:t>
             </w:r>
+            <w:sdt>
+              <w:sdtPr>
+                <w:alias w:val="DATE_LINE"/>
+                <w:tag w:val="DATE_LINE"/>
+                <w:id w:val="900109"/>
+              </w:sdtPr>
+              <w:sdtContent>
+                <w:r>
+                  <w:rPr>
+                    <w:i/>
+                    <w:sz w:val="24"/>
+                    <w:szCs w:val="24"/>
+                    <w:lang w:val="en-US" w:eastAsia="en-US"/>
+                  </w:rPr>
+                  <w:t xml:space="preserve">ngày        tháng      năm …</w:t>
+                </w:r>
+              </w:sdtContent>
+            </w:sdt>
           </w:p>
         </w:tc>
       </w:tr>

--- a/backend/src/CongTacDang.Infrastructure/Templates/Word/Mau_16_BaoCaoKetQuaDanhGia.docx
+++ b/backend/src/CongTacDang.Infrastructure/Templates/Word/Mau_16_BaoCaoKetQuaDanhGia.docx
@@ -789,23 +789,57 @@
           <w:szCs w:val="24"/>
           <w:lang w:eastAsia="en-US"/>
         </w:rPr>
-        <w:t>; Hướng dẫn số …….-HD/TVĐU ngày …../</w:t>
+        <w:t xml:space="preserve">; Hướng dẫn số </w:t>
       </w:r>
-      <w:r>
-        <w:rPr>
-          <w:sz w:val="24"/>
-          <w:szCs w:val="24"/>
-          <w:lang w:val="en-US" w:eastAsia="en-US"/>
-        </w:rPr>
-        <w:t>…</w:t>
-      </w:r>
+      <w:sdt>
+        <w:sdtPr>
+          <w:alias w:val="ORG_GUIDE_NO"/>
+          <w:tag w:val="ORG_GUIDE_NO"/>
+          <w:id w:val="914031"/>
+        </w:sdtPr>
+        <w:sdtContent>
+          <w:r>
+            <w:rPr>
+              <w:sz w:val="24"/>
+              <w:szCs w:val="24"/>
+              <w:lang w:eastAsia="en-US"/>
+            </w:rPr>
+            <w:t xml:space="preserve">…….-HD/TVĐU</w:t>
+          </w:r>
+        </w:sdtContent>
+      </w:sdt>
       <w:r>
         <w:rPr>
           <w:sz w:val="24"/>
           <w:szCs w:val="24"/>
           <w:lang w:eastAsia="en-US"/>
         </w:rPr>
-        <w:t xml:space="preserve">/2026 của Ban Thường vụ Đảng ủy Tổng công ty về việc đánh giá, xếp loại chất lượng </w:t>
+        <w:t xml:space="preserve"> ngày </w:t>
+      </w:r>
+      <w:sdt>
+        <w:sdtPr>
+          <w:alias w:val="ORG_GUIDE_DATE"/>
+          <w:tag w:val="ORG_GUIDE_DATE"/>
+          <w:id w:val="914030"/>
+        </w:sdtPr>
+        <w:sdtContent>
+          <w:r>
+            <w:rPr>
+              <w:sz w:val="24"/>
+              <w:szCs w:val="24"/>
+              <w:lang w:eastAsia="en-US"/>
+            </w:rPr>
+            <w:t xml:space="preserve">…../…/2026</w:t>
+          </w:r>
+        </w:sdtContent>
+      </w:sdt>
+      <w:r>
+        <w:rPr>
+          <w:sz w:val="24"/>
+          <w:szCs w:val="24"/>
+          <w:lang w:eastAsia="en-US"/>
+        </w:rPr>
+        <w:t xml:space="preserve"> của Ban Thường vụ Đảng ủy Tổng công ty về việc đánh giá, xếp loại chất lượng </w:t>
       </w:r>
       <w:r>
         <w:rPr>
